--- a/software_rz/咩咩冲啊游戏软件 v1.0.0_软件说明文档.docx
+++ b/software_rz/咩咩冲啊游戏软件 v1.0.0_软件说明文档.docx
@@ -777,7 +777,7 @@
               <w:drawing>
                 <wp:inline xmlns:a="http://schemas.openxmlformats.org/drawingml/2006/main" xmlns:pic="http://schemas.openxmlformats.org/drawingml/2006/picture">
                   <wp:extent cx="1530000" cy="3405913"/>
-                  <wp:docPr id="5" name="Picture 5"/>
+                  <wp:docPr id="16" name="Picture 16"/>
                   <wp:cNvGraphicFramePr>
                     <a:graphicFrameLocks noChangeAspect="1"/>
                   </wp:cNvGraphicFramePr>
@@ -785,7 +785,7 @@
                     <a:graphicData uri="http://schemas.openxmlformats.org/drawingml/2006/picture">
                       <pic:pic>
                         <pic:nvPicPr>
-                          <pic:cNvPr id="0" name="c__Users_D0654_AppData_Roaming_Cursor_User_workspaceStorage_0c94876b215bbccc68ebfa724e713277_images____-18f67722-53d7-4eb8-a65e-294e6b977bcb.png"/>
+                          <pic:cNvPr id="0" name="image.jpg"/>
                           <pic:cNvPicPr/>
                         </pic:nvPicPr>
                         <pic:blipFill>
@@ -865,7 +865,7 @@
               <w:drawing>
                 <wp:inline xmlns:a="http://schemas.openxmlformats.org/drawingml/2006/main" xmlns:pic="http://schemas.openxmlformats.org/drawingml/2006/picture">
                   <wp:extent cx="1530000" cy="3405913"/>
-                  <wp:docPr id="7" name="Picture 7"/>
+                  <wp:docPr id="17" name="Picture 17"/>
                   <wp:cNvGraphicFramePr>
                     <a:graphicFrameLocks noChangeAspect="1"/>
                   </wp:cNvGraphicFramePr>
@@ -873,7 +873,7 @@
                     <a:graphicData uri="http://schemas.openxmlformats.org/drawingml/2006/picture">
                       <pic:pic>
                         <pic:nvPicPr>
-                          <pic:cNvPr id="0" name="c__Users_D0654_AppData_Roaming_Cursor_User_workspaceStorage_0c94876b215bbccc68ebfa724e713277_images____-18f67722-53d7-4eb8-a65e-294e6b977bcb.png"/>
+                          <pic:cNvPr id="0" name="image.jpg"/>
                           <pic:cNvPicPr/>
                         </pic:nvPicPr>
                         <pic:blipFill>
@@ -910,7 +910,6 @@
             <w:r>
               <w:rPr>
                 <w:rFonts w:ascii="宋体" w:hAnsi="宋体" w:eastAsia="宋体" w:cs="宋体"/>
-                <w:b w:val="0"/>
                 <w:sz w:val="18"/>
               </w:rPr>
               <w:t>图2-5-1  移除技能使用前</w:t>
@@ -946,7 +945,6 @@
             <w:r>
               <w:rPr>
                 <w:rFonts w:ascii="宋体" w:hAnsi="宋体" w:eastAsia="宋体" w:cs="宋体"/>
-                <w:b w:val="0"/>
                 <w:sz w:val="18"/>
               </w:rPr>
               <w:t>图2-5-3  移除技能使用后</w:t>
@@ -1044,7 +1042,7 @@
               <w:drawing>
                 <wp:inline xmlns:a="http://schemas.openxmlformats.org/drawingml/2006/main" xmlns:pic="http://schemas.openxmlformats.org/drawingml/2006/picture">
                   <wp:extent cx="1530000" cy="3405913"/>
-                  <wp:docPr id="8" name="Picture 8"/>
+                  <wp:docPr id="18" name="Picture 18"/>
                   <wp:cNvGraphicFramePr>
                     <a:graphicFrameLocks noChangeAspect="1"/>
                   </wp:cNvGraphicFramePr>
@@ -1052,7 +1050,7 @@
                     <a:graphicData uri="http://schemas.openxmlformats.org/drawingml/2006/picture">
                       <pic:pic>
                         <pic:nvPicPr>
-                          <pic:cNvPr id="0" name="c__Users_D0654_AppData_Roaming_Cursor_User_workspaceStorage_0c94876b215bbccc68ebfa724e713277_images____-18f67722-53d7-4eb8-a65e-294e6b977bcb.png"/>
+                          <pic:cNvPr id="0" name="image.jpg"/>
                           <pic:cNvPicPr/>
                         </pic:nvPicPr>
                         <pic:blipFill>
@@ -1132,7 +1130,7 @@
               <w:drawing>
                 <wp:inline xmlns:a="http://schemas.openxmlformats.org/drawingml/2006/main" xmlns:pic="http://schemas.openxmlformats.org/drawingml/2006/picture">
                   <wp:extent cx="1530000" cy="3405913"/>
-                  <wp:docPr id="10" name="Picture 10"/>
+                  <wp:docPr id="19" name="Picture 19"/>
                   <wp:cNvGraphicFramePr>
                     <a:graphicFrameLocks noChangeAspect="1"/>
                   </wp:cNvGraphicFramePr>
@@ -1140,11 +1138,11 @@
                     <a:graphicData uri="http://schemas.openxmlformats.org/drawingml/2006/picture">
                       <pic:pic>
                         <pic:nvPicPr>
-                          <pic:cNvPr id="0" name="c__Users_D0654_AppData_Roaming_Cursor_User_workspaceStorage_0c94876b215bbccc68ebfa724e713277_images____-18f67722-53d7-4eb8-a65e-294e6b977bcb.png"/>
+                          <pic:cNvPr id="0" name="image.jpg"/>
                           <pic:cNvPicPr/>
                         </pic:nvPicPr>
                         <pic:blipFill>
-                          <a:blip r:embed="rId20"/>
+                          <a:blip r:embed="rId23"/>
                           <a:stretch>
                             <a:fillRect/>
                           </a:stretch>
@@ -1177,7 +1175,6 @@
             <w:r>
               <w:rPr>
                 <w:rFonts w:ascii="宋体" w:hAnsi="宋体" w:eastAsia="宋体" w:cs="宋体"/>
-                <w:b w:val="0"/>
                 <w:sz w:val="18"/>
               </w:rPr>
               <w:t>图2-6-1  洗牌技能使用前</w:t>
@@ -1213,7 +1210,6 @@
             <w:r>
               <w:rPr>
                 <w:rFonts w:ascii="宋体" w:hAnsi="宋体" w:eastAsia="宋体" w:cs="宋体"/>
-                <w:b w:val="0"/>
                 <w:sz w:val="18"/>
               </w:rPr>
               <w:t>图2-6-3  洗牌技能使用后</w:t>
@@ -1311,7 +1307,7 @@
               <w:drawing>
                 <wp:inline xmlns:a="http://schemas.openxmlformats.org/drawingml/2006/main" xmlns:pic="http://schemas.openxmlformats.org/drawingml/2006/picture">
                   <wp:extent cx="1530000" cy="3405913"/>
-                  <wp:docPr id="11" name="Picture 11"/>
+                  <wp:docPr id="20" name="Picture 20"/>
                   <wp:cNvGraphicFramePr>
                     <a:graphicFrameLocks noChangeAspect="1"/>
                   </wp:cNvGraphicFramePr>
@@ -1319,11 +1315,11 @@
                     <a:graphicData uri="http://schemas.openxmlformats.org/drawingml/2006/picture">
                       <pic:pic>
                         <pic:nvPicPr>
-                          <pic:cNvPr id="0" name="c__Users_D0654_AppData_Roaming_Cursor_User_workspaceStorage_0c94876b215bbccc68ebfa724e713277_images____-da91ca83-c641-4131-bff7-96e4664c3923.png"/>
+                          <pic:cNvPr id="0" name="image.jpg"/>
                           <pic:cNvPicPr/>
                         </pic:nvPicPr>
                         <pic:blipFill>
-                          <a:blip r:embed="rId23"/>
+                          <a:blip r:embed="rId25"/>
                           <a:stretch>
                             <a:fillRect/>
                           </a:stretch>
@@ -1399,7 +1395,7 @@
               <w:drawing>
                 <wp:inline xmlns:a="http://schemas.openxmlformats.org/drawingml/2006/main" xmlns:pic="http://schemas.openxmlformats.org/drawingml/2006/picture">
                   <wp:extent cx="1530000" cy="3405913"/>
-                  <wp:docPr id="13" name="Picture 13"/>
+                  <wp:docPr id="21" name="Picture 21"/>
                   <wp:cNvGraphicFramePr>
                     <a:graphicFrameLocks noChangeAspect="1"/>
                   </wp:cNvGraphicFramePr>
@@ -1407,11 +1403,11 @@
                     <a:graphicData uri="http://schemas.openxmlformats.org/drawingml/2006/picture">
                       <pic:pic>
                         <pic:nvPicPr>
-                          <pic:cNvPr id="0" name="c__Users_D0654_AppData_Roaming_Cursor_User_workspaceStorage_0c94876b215bbccc68ebfa724e713277_images____-07550d84-7100-4d88-a9b2-f18387f0afa5.png"/>
+                          <pic:cNvPr id="0" name="image.jpg"/>
                           <pic:cNvPicPr/>
                         </pic:nvPicPr>
                         <pic:blipFill>
-                          <a:blip r:embed="rId25"/>
+                          <a:blip r:embed="rId18"/>
                           <a:stretch>
                             <a:fillRect/>
                           </a:stretch>
@@ -1444,7 +1440,6 @@
             <w:r>
               <w:rPr>
                 <w:rFonts w:ascii="宋体" w:hAnsi="宋体" w:eastAsia="宋体" w:cs="宋体"/>
-                <w:b w:val="0"/>
                 <w:sz w:val="18"/>
               </w:rPr>
               <w:t>图2-7-1  翻转技能使用前</w:t>
@@ -1480,7 +1475,6 @@
             <w:r>
               <w:rPr>
                 <w:rFonts w:ascii="宋体" w:hAnsi="宋体" w:eastAsia="宋体" w:cs="宋体"/>
-                <w:b w:val="0"/>
                 <w:sz w:val="18"/>
               </w:rPr>
               <w:t>图2-7-3  翻转技能使用后</w:t>
